--- a/projelerim/pet-filament-makinasi.docx
+++ b/projelerim/pet-filament-makinasi.docx
@@ -70,18 +70,10 @@
         </w:numPr>
       </w:pPr>
       <w:r>
-        <w:t xml:space="preserve">220V </w:t>
-      </w:r>
-      <w:proofErr w:type="gramStart"/>
-      <w:r>
-        <w:t>AC</w:t>
-      </w:r>
-      <w:r>
-        <w:t xml:space="preserve"> -</w:t>
-      </w:r>
-      <w:proofErr w:type="gramEnd"/>
-      <w:r>
-        <w:t xml:space="preserve"> </w:t>
+        <w:t>220V AC</w:t>
+      </w:r>
+      <w:r>
+        <w:t xml:space="preserve"> - </w:t>
       </w:r>
       <w:r>
         <w:t>12V DC/5A güç kaynağı.</w:t>
@@ -128,7 +120,10 @@
         </w:numPr>
       </w:pPr>
       <w:r>
-        <w:t>12V Isıtıcı.</w:t>
+        <w:t>12V Isıtıcı</w:t>
+      </w:r>
+      <w:r>
+        <w:t xml:space="preserve"> fişek.</w:t>
       </w:r>
     </w:p>
     <w:p>
@@ -305,7 +300,7 @@
         <w:t>de</w:t>
       </w:r>
       <w:r>
-        <w:t xml:space="preserve"> vida ve somunlardır.</w:t>
+        <w:t xml:space="preserve"> vida ve somunlar.</w:t>
       </w:r>
     </w:p>
     <w:p>
@@ -376,7 +371,19 @@
         <w:t>yazıcıdan çıkartılmış</w:t>
       </w:r>
       <w:r>
-        <w:t xml:space="preserve"> şişe kesici. Bunu kullanıyorum ( </w:t>
+        <w:t xml:space="preserve"> şişe kesici.</w:t>
+      </w:r>
+      <w:r>
+        <w:t xml:space="preserve"> Ben b</w:t>
+      </w:r>
+      <w:r>
+        <w:t>unu kullan</w:t>
+      </w:r>
+      <w:r>
+        <w:t>dım;</w:t>
+      </w:r>
+      <w:r>
+        <w:t xml:space="preserve"> ( </w:t>
       </w:r>
       <w:hyperlink r:id="rId6" w:history="1">
         <w:r>
@@ -405,6 +412,9 @@
       </w:r>
       <w:r>
         <w:t xml:space="preserve"> parçaları</w:t>
+      </w:r>
+      <w:r>
+        <w:t>.</w:t>
       </w:r>
     </w:p>
     <w:p>
@@ -573,6 +583,9 @@
       <w:r>
         <w:t>1.2) Güç kaynağını ve PET şişeleri kesmek için kullanacağımız parçayı yerleştirme</w:t>
       </w:r>
+      <w:r>
+        <w:t>.</w:t>
+      </w:r>
     </w:p>
     <w:p>
       <w:r>
@@ -631,7 +644,7 @@
     </w:p>
     <w:p>
       <w:r>
-        <w:t xml:space="preserve">Bütün mekanik montajlar bunlardı. </w:t>
+        <w:t xml:space="preserve">Bütün mekanik montajlar bunlar. </w:t>
       </w:r>
     </w:p>
     <w:p>
@@ -662,10 +675,13 @@
         <w:t xml:space="preserve">Elektronik kartı delikli </w:t>
       </w:r>
       <w:r>
-        <w:t>plakete</w:t>
-      </w:r>
-      <w:r>
-        <w:t xml:space="preserve"> yerleştirdim. Ancak, </w:t>
+        <w:t>plaket</w:t>
+      </w:r>
+      <w:r>
+        <w:t xml:space="preserve"> üzerine yerleştirdim</w:t>
+      </w:r>
+      <w:r>
+        <w:t xml:space="preserve">. Ancak, </w:t>
       </w:r>
       <w:proofErr w:type="spellStart"/>
       <w:r>
@@ -1073,25 +1089,7 @@
     </w:p>
     <w:p>
       <w:r>
-        <w:t xml:space="preserve">Sağ </w:t>
-      </w:r>
-      <w:r>
-        <w:t>buton</w:t>
-      </w:r>
-      <w:r>
-        <w:t xml:space="preserve"> "OK" tuşudur. Sol tuş "</w:t>
-      </w:r>
-      <w:r>
-        <w:t>DOWN</w:t>
-      </w:r>
-      <w:r>
-        <w:t>" tuşudur ve ortadaki tuş "</w:t>
-      </w:r>
-      <w:r>
-        <w:t>UP</w:t>
-      </w:r>
-      <w:r>
-        <w:t>" tuşudur.</w:t>
+        <w:t>Sağdaki buton "OK" tuşudur. Soldaki buton "DOWN" tuşudur ve ortadaki buton "UP" tuşudur.</w:t>
       </w:r>
     </w:p>
     <w:p>
@@ -2502,7 +2500,6 @@
   <w:style w:type="character" w:default="1" w:styleId="VarsaylanParagrafYazTipi">
     <w:name w:val="Default Paragraph Font"/>
     <w:uiPriority w:val="1"/>
-    <w:semiHidden/>
     <w:unhideWhenUsed/>
   </w:style>
   <w:style w:type="table" w:default="1" w:styleId="NormalTablo">
